--- a/sourse/python/Модели безопсности компьютерных систем/mbks_5/Отчёт-5МБКС.docx
+++ b/sourse/python/Модели безопсности компьютерных систем/mbks_5/Отчёт-5МБКС.docx
@@ -324,30 +324,6 @@
         <w:t>студент гр.</w:t>
       </w:r>
       <w:r>
-        <w:t xml:space="preserve"> 51</w:t>
-      </w:r>
-      <w:r>
-        <w:t>3</w:t>
-      </w:r>
-      <w:r>
-        <w:t>100</w:t>
-      </w:r>
-      <w:r>
-        <w:t>1</w:t>
-      </w:r>
-      <w:r>
-        <w:t>/20</w:t>
-      </w:r>
-      <w:r>
-        <w:t>5</w:t>
-      </w:r>
-      <w:r>
-        <w:t>0</w:t>
-      </w:r>
-      <w:r>
-        <w:t>3</w:t>
-      </w:r>
-      <w:r>
         <w:rPr>
           <w:color w:val="000000"/>
         </w:rPr>
@@ -518,12 +494,6 @@
         </w:rPr>
         <w:tab/>
         <w:t xml:space="preserve">       </w:t>
-      </w:r>
-      <w:r>
-        <w:rPr>
-          <w:color w:val="000000" w:themeColor="text1"/>
-        </w:rPr>
-        <w:t>Жуковский Е.В</w:t>
       </w:r>
     </w:p>
     <w:p>
@@ -842,14 +812,7 @@
           <w:sz w:val="28"/>
           <w:szCs w:val="28"/>
         </w:rPr>
-        <w:t>-190</w:t>
-      </w:r>
-      <w:r>
-        <w:rPr>
-          <w:sz w:val="28"/>
-          <w:szCs w:val="28"/>
-        </w:rPr>
-        <w:t xml:space="preserve">, </w:t>
+        <w:t xml:space="preserve">-190, </w:t>
       </w:r>
       <w:r>
         <w:rPr>
@@ -892,6 +855,8 @@
       <w:r>
         <w:rPr>
           <w:rFonts w:hAnsi="Symbol"/>
+          <w:b/>
+          <w:bCs/>
           <w:sz w:val="28"/>
           <w:szCs w:val="28"/>
         </w:rPr>
@@ -1447,7 +1412,6 @@
         <w:rPr>
           <w:noProof/>
         </w:rPr>
-        <w:lastRenderedPageBreak/>
         <w:drawing>
           <wp:inline distT="0" distB="0" distL="0" distR="0" wp14:anchorId="17E59C9C" wp14:editId="7F673715">
             <wp:extent cx="2850721" cy="2754086"/>
@@ -1809,7 +1773,6 @@
         <w:rPr>
           <w:noProof/>
         </w:rPr>
-        <w:lastRenderedPageBreak/>
         <w:drawing>
           <wp:inline distT="0" distB="0" distL="0" distR="0" wp14:anchorId="43C62019" wp14:editId="367BDFEE">
             <wp:extent cx="3392261" cy="1348476"/>
@@ -2229,7 +2192,6 @@
         <w:rPr>
           <w:noProof/>
         </w:rPr>
-        <w:lastRenderedPageBreak/>
         <w:drawing>
           <wp:inline distT="0" distB="0" distL="0" distR="0" wp14:anchorId="2108A633" wp14:editId="2BAB5221">
             <wp:extent cx="4956967" cy="4498340"/>
@@ -2430,7 +2392,6 @@
         <w:rPr>
           <w:noProof/>
         </w:rPr>
-        <w:lastRenderedPageBreak/>
         <w:drawing>
           <wp:inline distT="0" distB="0" distL="0" distR="0" wp14:anchorId="1ECBDA65" wp14:editId="26144DFD">
             <wp:extent cx="5584190" cy="2297949"/>
@@ -2875,7 +2836,6 @@
     </w:p>
     <w:p>
       <w:r>
-        <w:lastRenderedPageBreak/>
         <w:t>Разработчики решили данную проблему исключением всех случаев, когда переменная переполняется. То есть изменили ту часть кода, где возможно переполнение. Также эту уязвимость можно исключить проверкой на переполнение переменной перед выделением памяти.</w:t>
       </w:r>
     </w:p>
